--- a/tmo/Nirs/ИУ5-62Б Гайнуллин А.М. НИРС.docx
+++ b/tmo/Nirs/ИУ5-62Б Гайнуллин А.М. НИРС.docx
@@ -1467,6 +1467,7 @@
             </w:placeholder>
             <w:text/>
           </w:sdtPr>
+          <w:sdtEndPr/>
           <w:sdtContent>
             <w:tc>
               <w:tcPr>
@@ -5545,6 +5546,7 @@
       </w:pPr>
       <w:r>
         <w:rPr>
+          <w:noProof/>
           <w:sz w:val="28"/>
           <w:szCs w:val="28"/>
           <w:lang w:val="ru-RU"/>
@@ -5641,6 +5643,7 @@
       </w:pPr>
       <w:r>
         <w:rPr>
+          <w:noProof/>
           <w:sz w:val="28"/>
           <w:szCs w:val="28"/>
           <w:lang w:val="ru-RU"/>
@@ -5765,6 +5768,7 @@
       </w:pPr>
       <w:r>
         <w:rPr>
+          <w:noProof/>
           <w:sz w:val="28"/>
           <w:szCs w:val="28"/>
           <w:lang w:val="ru-RU"/>
@@ -5941,6 +5945,7 @@
       </w:pPr>
       <w:r>
         <w:rPr>
+          <w:noProof/>
           <w:sz w:val="28"/>
           <w:szCs w:val="28"/>
           <w:lang w:val="ru-RU"/>
@@ -6024,23 +6029,7 @@
           <w:szCs w:val="28"/>
           <w:lang w:val="ru-RU"/>
         </w:rPr>
-        <w:t>Таблица</w:t>
-      </w:r>
-      <w:r>
-        <w:rPr>
-          <w:sz w:val="28"/>
-          <w:szCs w:val="28"/>
-          <w:lang w:val="ru-RU"/>
-        </w:rPr>
-        <w:t xml:space="preserve"> признаков</w:t>
-      </w:r>
-      <w:r>
-        <w:rPr>
-          <w:sz w:val="28"/>
-          <w:szCs w:val="28"/>
-          <w:lang w:val="ru-RU"/>
-        </w:rPr>
-        <w:t>.</w:t>
+        <w:t>Таблица признаков.</w:t>
       </w:r>
     </w:p>
     <w:p>
@@ -6056,6 +6045,7 @@
       </w:pPr>
       <w:r>
         <w:rPr>
+          <w:noProof/>
           <w:sz w:val="28"/>
           <w:szCs w:val="28"/>
           <w:lang w:val="ru-RU"/>
@@ -6138,31 +6128,7 @@
           <w:szCs w:val="28"/>
           <w:lang w:val="ru-RU"/>
         </w:rPr>
-        <w:t>Графики</w:t>
-      </w:r>
-      <w:r>
-        <w:rPr>
-          <w:sz w:val="28"/>
-          <w:szCs w:val="28"/>
-          <w:lang w:val="ru-RU"/>
-        </w:rPr>
-        <w:t xml:space="preserve"> </w:t>
-      </w:r>
-      <w:r>
-        <w:rPr>
-          <w:sz w:val="28"/>
-          <w:szCs w:val="28"/>
-          <w:lang w:val="ru-RU"/>
-        </w:rPr>
-        <w:t>сортов вин</w:t>
-      </w:r>
-      <w:r>
-        <w:rPr>
-          <w:sz w:val="28"/>
-          <w:szCs w:val="28"/>
-          <w:lang w:val="ru-RU"/>
-        </w:rPr>
-        <w:t>.</w:t>
+        <w:t>Графики сортов вин.</w:t>
       </w:r>
     </w:p>
     <w:p>
@@ -6185,6 +6151,7 @@
       </w:r>
       <w:r>
         <w:rPr>
+          <w:noProof/>
           <w:sz w:val="28"/>
           <w:szCs w:val="28"/>
           <w:lang w:val="ru-RU"/>
@@ -6268,15 +6235,7 @@
           <w:szCs w:val="28"/>
           <w:lang w:val="ru-RU"/>
         </w:rPr>
-        <w:t xml:space="preserve">Графики </w:t>
-      </w:r>
-      <w:r>
-        <w:rPr>
-          <w:sz w:val="28"/>
-          <w:szCs w:val="28"/>
-          <w:lang w:val="ru-RU"/>
-        </w:rPr>
-        <w:t>признаков</w:t>
+        <w:t>Графики признаков</w:t>
       </w:r>
     </w:p>
     <w:p>
@@ -6841,6 +6800,7 @@
       </w:pPr>
       <w:r>
         <w:rPr>
+          <w:noProof/>
           <w:sz w:val="28"/>
           <w:szCs w:val="28"/>
           <w:lang w:val="ru-RU"/>
@@ -6929,6 +6889,7 @@
       </w:pPr>
       <w:r>
         <w:rPr>
+          <w:noProof/>
           <w:sz w:val="28"/>
           <w:szCs w:val="28"/>
           <w:lang w:val="ru-RU"/>
@@ -7026,6 +6987,7 @@
       </w:r>
       <w:r>
         <w:rPr>
+          <w:noProof/>
           <w:sz w:val="28"/>
           <w:szCs w:val="28"/>
           <w:lang w:val="ru-RU"/>
@@ -7341,6 +7303,7 @@
       </w:pPr>
       <w:r>
         <w:rPr>
+          <w:noProof/>
           <w:sz w:val="28"/>
           <w:szCs w:val="28"/>
           <w:lang w:val="ru-RU"/>
@@ -7455,6 +7418,7 @@
       </w:pPr>
       <w:r>
         <w:rPr>
+          <w:noProof/>
           <w:sz w:val="28"/>
           <w:szCs w:val="28"/>
           <w:lang w:val="ru-RU"/>
@@ -7659,6 +7623,7 @@
       </w:pPr>
       <w:r>
         <w:rPr>
+          <w:noProof/>
           <w:sz w:val="28"/>
           <w:szCs w:val="28"/>
           <w:lang w:val="ru-RU"/>
@@ -8002,10 +7967,10 @@
           <w:lang w:val="ru-RU"/>
         </w:rPr>
         <w:drawing>
-          <wp:inline distT="0" distB="0" distL="0" distR="0" wp14:anchorId="07538644" wp14:editId="19E29371">
-            <wp:extent cx="5940425" cy="3032125"/>
-            <wp:effectExtent l="0" t="0" r="3175" b="3175"/>
-            <wp:docPr id="14" name="Рисунок 14"/>
+          <wp:inline distT="0" distB="0" distL="0" distR="0" wp14:anchorId="41B06E3A" wp14:editId="074740E0">
+            <wp:extent cx="5940425" cy="3178810"/>
+            <wp:effectExtent l="0" t="0" r="3175" b="0"/>
+            <wp:docPr id="5" name="Рисунок 5"/>
             <wp:cNvGraphicFramePr>
               <a:graphicFrameLocks xmlns:a="http://schemas.openxmlformats.org/drawingml/2006/main" noChangeAspect="1"/>
             </wp:cNvGraphicFramePr>
@@ -8025,7 +7990,7 @@
                   <pic:spPr>
                     <a:xfrm>
                       <a:off x="0" y="0"/>
-                      <a:ext cx="5940425" cy="3032125"/>
+                      <a:ext cx="5940425" cy="3178810"/>
                     </a:xfrm>
                     <a:prstGeom prst="rect">
                       <a:avLst/>
@@ -8047,6 +8012,58 @@
           <w:lang w:val="ru-RU"/>
         </w:rPr>
       </w:pPr>
+      <w:r>
+        <w:rPr>
+          <w:sz w:val="28"/>
+          <w:szCs w:val="28"/>
+          <w:lang w:val="ru-RU"/>
+        </w:rPr>
+        <w:drawing>
+          <wp:inline distT="0" distB="0" distL="0" distR="0" wp14:anchorId="6D77F89F" wp14:editId="28A9855F">
+            <wp:extent cx="5940425" cy="2987040"/>
+            <wp:effectExtent l="0" t="0" r="3175" b="0"/>
+            <wp:docPr id="15" name="Рисунок 15"/>
+            <wp:cNvGraphicFramePr>
+              <a:graphicFrameLocks xmlns:a="http://schemas.openxmlformats.org/drawingml/2006/main" noChangeAspect="1"/>
+            </wp:cNvGraphicFramePr>
+            <a:graphic xmlns:a="http://schemas.openxmlformats.org/drawingml/2006/main">
+              <a:graphicData uri="http://schemas.openxmlformats.org/drawingml/2006/picture">
+                <pic:pic xmlns:pic="http://schemas.openxmlformats.org/drawingml/2006/picture">
+                  <pic:nvPicPr>
+                    <pic:cNvPr id="1" name=""/>
+                    <pic:cNvPicPr/>
+                  </pic:nvPicPr>
+                  <pic:blipFill>
+                    <a:blip r:embed="rId18"/>
+                    <a:stretch>
+                      <a:fillRect/>
+                    </a:stretch>
+                  </pic:blipFill>
+                  <pic:spPr>
+                    <a:xfrm>
+                      <a:off x="0" y="0"/>
+                      <a:ext cx="5940425" cy="2987040"/>
+                    </a:xfrm>
+                    <a:prstGeom prst="rect">
+                      <a:avLst/>
+                    </a:prstGeom>
+                  </pic:spPr>
+                </pic:pic>
+              </a:graphicData>
+            </a:graphic>
+          </wp:inline>
+        </w:drawing>
+      </w:r>
+    </w:p>
+    <w:p>
+      <w:pPr>
+        <w:spacing w:line="360" w:lineRule="auto"/>
+        <w:rPr>
+          <w:sz w:val="28"/>
+          <w:szCs w:val="28"/>
+          <w:lang w:val="ru-RU"/>
+        </w:rPr>
+      </w:pPr>
     </w:p>
     <w:p>
       <w:pPr>
@@ -8078,7 +8095,7 @@
         <w:rPr>
           <w:sz w:val="28"/>
           <w:szCs w:val="28"/>
-          <w:lang w:val="en-US"/>
+          <w:lang w:val="ru-RU"/>
         </w:rPr>
         <w:t>4</w:t>
       </w:r>
@@ -10748,6 +10765,7 @@
   <w:style w:type="character" w:default="1" w:styleId="a0">
     <w:name w:val="Default Paragraph Font"/>
     <w:uiPriority w:val="1"/>
+    <w:semiHidden/>
     <w:unhideWhenUsed/>
   </w:style>
   <w:style w:type="table" w:default="1" w:styleId="a1">
@@ -11039,6 +11057,8 @@
   </w:compat>
   <w:rsids>
     <w:rsidRoot w:val="00CE12D7"/>
+    <w:rsid w:val="002D5D4C"/>
+    <w:rsid w:val="00B32052"/>
     <w:rsid w:val="00CE12D7"/>
     <w:rsid w:val="00F27D40"/>
   </w:rsids>
